--- a/policies/sources/Non_audit_Service_Policy.docx
+++ b/policies/sources/Non_audit_Service_Policy.docx
@@ -158,12 +158,6 @@
       <w:pPr/>
       <w:r>
         <w:t>Governance and oversight of our NAS commitments are embedded across BioMar's operations. This policy is owned by Group Finance, with day-to-day implementation supported by local finance teams across all BioMar entities.</w:t>
-      </w:r>
-    </w:p>
-    <w:p>
-      <w:pPr/>
-      <w:r>
-        <w:t>Approved by the Audit Committee.</w:t>
       </w:r>
     </w:p>
     <w:sectPr>

--- a/policies/sources/Non_audit_Service_Policy.docx
+++ b/policies/sources/Non_audit_Service_Policy.docx
@@ -9,26 +9,26 @@
       </w:r>
     </w:p>
     <w:p>
-      <w:pPr>
-        <w:pStyle w:val="ListBullet"/>
-      </w:pPr>
+      <w:pPr/>
       <w:r>
+        <w:t>1.</w:t>
+        <w:tab/>
         <w:t>Ensure responsible governance and pre-approval of non-audit services</w:t>
       </w:r>
     </w:p>
     <w:p>
-      <w:pPr>
-        <w:pStyle w:val="ListBullet"/>
-      </w:pPr>
+      <w:pPr/>
       <w:r>
+        <w:t>2.</w:t>
+        <w:tab/>
         <w:t>Uphold auditor independence through clear service classification</w:t>
       </w:r>
     </w:p>
     <w:p>
-      <w:pPr>
-        <w:pStyle w:val="ListBullet"/>
-      </w:pPr>
+      <w:pPr/>
       <w:r>
+        <w:t>3.</w:t>
+        <w:tab/>
         <w:t>Maintain proactive monitoring and transparent fee reporting</w:t>
       </w:r>
     </w:p>
